--- a/ele224l_on_calisma/out/EN_Experiment4_Preliminary_Report.docx
+++ b/ele224l_on_calisma/out/EN_Experiment4_Preliminary_Report.docx
@@ -4,60 +4,106 @@
   <w:body>
     <w:p>
       <w:pPr>
-        <w:spacing w:line="276" w:lineRule="auto" w:after="40"/>
+        <w:jc w:val="center"/>
+      </w:pPr>
+      <w:r>
+        <w:drawing>
+          <wp:inline xmlns:a="http://schemas.openxmlformats.org/drawingml/2006/main" xmlns:pic="http://schemas.openxmlformats.org/drawingml/2006/picture">
+            <wp:extent cx="5580000" cy="2072571"/>
+            <wp:docPr id="1" name="Picture 1"/>
+            <wp:cNvGraphicFramePr>
+              <a:graphicFrameLocks noChangeAspect="1"/>
+            </wp:cNvGraphicFramePr>
+            <a:graphic>
+              <a:graphicData uri="http://schemas.openxmlformats.org/drawingml/2006/picture">
+                <pic:pic>
+                  <pic:nvPicPr>
+                    <pic:cNvPr id="0" name="cover_banner.png"/>
+                    <pic:cNvPicPr/>
+                  </pic:nvPicPr>
+                  <pic:blipFill>
+                    <a:blip r:embed="rId10"/>
+                    <a:stretch>
+                      <a:fillRect/>
+                    </a:stretch>
+                  </pic:blipFill>
+                  <pic:spPr>
+                    <a:xfrm>
+                      <a:off x="0" y="0"/>
+                      <a:ext cx="5580000" cy="2072571"/>
+                    </a:xfrm>
+                    <a:prstGeom prst="rect"/>
+                  </pic:spPr>
+                </pic:pic>
+              </a:graphicData>
+            </a:graphic>
+          </wp:inline>
+        </w:drawing>
+      </w:r>
+    </w:p>
+    <w:p/>
+    <w:p/>
+    <w:p/>
+    <w:p>
+      <w:pPr>
+        <w:spacing w:line="276" w:lineRule="auto" w:after="160"/>
         <w:jc w:val="center"/>
       </w:pPr>
       <w:r>
         <w:rPr>
           <w:rFonts w:ascii="Times New Roman" w:hAnsi="Times New Roman" w:cs="Times New Roman" w:eastAsia="Times New Roman"/>
           <w:b/>
-          <w:sz w:val="28"/>
+          <w:sz w:val="32"/>
         </w:rPr>
         <w:t>TOBB University of Economics and Technology</w:t>
       </w:r>
     </w:p>
     <w:p>
       <w:pPr>
-        <w:spacing w:line="276" w:lineRule="auto" w:after="40"/>
+        <w:spacing w:line="276" w:lineRule="auto" w:after="160"/>
         <w:jc w:val="center"/>
       </w:pPr>
       <w:r>
         <w:rPr>
           <w:rFonts w:ascii="Times New Roman" w:hAnsi="Times New Roman" w:cs="Times New Roman" w:eastAsia="Times New Roman"/>
           <w:b w:val="0"/>
-          <w:sz w:val="24"/>
+          <w:sz w:val="28"/>
         </w:rPr>
         <w:t>Department of Electrical and Electronics Engineering</w:t>
       </w:r>
     </w:p>
     <w:p>
       <w:pPr>
-        <w:spacing w:line="276" w:lineRule="auto" w:after="40"/>
+        <w:spacing w:line="276" w:lineRule="auto" w:after="160"/>
         <w:jc w:val="center"/>
       </w:pPr>
       <w:r>
         <w:rPr>
           <w:rFonts w:ascii="Times New Roman" w:hAnsi="Times New Roman" w:cs="Times New Roman" w:eastAsia="Times New Roman"/>
           <w:b w:val="0"/>
-          <w:sz w:val="24"/>
+          <w:sz w:val="28"/>
         </w:rPr>
         <w:t>ELE 224L – Electronic Circuits Laboratory</w:t>
       </w:r>
     </w:p>
     <w:p>
       <w:pPr>
-        <w:spacing w:line="276" w:lineRule="auto" w:after="40"/>
+        <w:spacing w:line="276" w:lineRule="auto" w:after="160"/>
         <w:jc w:val="center"/>
       </w:pPr>
       <w:r>
         <w:rPr>
           <w:rFonts w:ascii="Times New Roman" w:hAnsi="Times New Roman" w:cs="Times New Roman" w:eastAsia="Times New Roman"/>
           <w:b/>
-          <w:sz w:val="26"/>
+          <w:sz w:val="30"/>
         </w:rPr>
         <w:t>Experiment 4 – Preliminary Work: BJT Circuits</w:t>
       </w:r>
     </w:p>
+    <w:p/>
+    <w:p/>
+    <w:p/>
+    <w:p/>
     <w:tbl>
       <w:tblPr>
         <w:tblW w:type="auto" w:w="0"/>
@@ -81,13 +127,13 @@
           </w:tcPr>
           <w:p>
             <w:pPr>
-              <w:spacing w:line="276" w:lineRule="auto"/>
+              <w:spacing w:line="360" w:lineRule="auto"/>
             </w:pPr>
             <w:r>
               <w:rPr>
                 <w:rFonts w:ascii="Times New Roman" w:hAnsi="Times New Roman" w:cs="Times New Roman" w:eastAsia="Times New Roman"/>
                 <w:b/>
-                <w:sz w:val="24"/>
+                <w:sz w:val="26"/>
               </w:rPr>
               <w:t>Name Surname</w:t>
             </w:r>
@@ -105,14 +151,15 @@
           </w:tcPr>
           <w:p>
             <w:pPr>
-              <w:spacing w:line="276" w:lineRule="auto"/>
+              <w:spacing w:line="360" w:lineRule="auto"/>
             </w:pPr>
             <w:r>
               <w:rPr>
                 <w:rFonts w:ascii="Times New Roman" w:hAnsi="Times New Roman" w:cs="Times New Roman" w:eastAsia="Times New Roman"/>
                 <w:b w:val="0"/>
-                <w:sz w:val="24"/>
+                <w:sz w:val="26"/>
               </w:rPr>
+              <w:t>Beşir Kerem Üstüntürk</w:t>
             </w:r>
           </w:p>
         </w:tc>
@@ -130,13 +177,13 @@
           </w:tcPr>
           <w:p>
             <w:pPr>
-              <w:spacing w:line="276" w:lineRule="auto"/>
+              <w:spacing w:line="360" w:lineRule="auto"/>
             </w:pPr>
             <w:r>
               <w:rPr>
                 <w:rFonts w:ascii="Times New Roman" w:hAnsi="Times New Roman" w:cs="Times New Roman" w:eastAsia="Times New Roman"/>
                 <w:b/>
-                <w:sz w:val="24"/>
+                <w:sz w:val="26"/>
               </w:rPr>
               <w:t>Student ID</w:t>
             </w:r>
@@ -154,14 +201,15 @@
           </w:tcPr>
           <w:p>
             <w:pPr>
-              <w:spacing w:line="276" w:lineRule="auto"/>
+              <w:spacing w:line="360" w:lineRule="auto"/>
             </w:pPr>
             <w:r>
               <w:rPr>
                 <w:rFonts w:ascii="Times New Roman" w:hAnsi="Times New Roman" w:cs="Times New Roman" w:eastAsia="Times New Roman"/>
                 <w:b w:val="0"/>
-                <w:sz w:val="24"/>
+                <w:sz w:val="26"/>
               </w:rPr>
+              <w:t>251201037</w:t>
             </w:r>
           </w:p>
         </w:tc>
@@ -179,13 +227,13 @@
           </w:tcPr>
           <w:p>
             <w:pPr>
-              <w:spacing w:line="276" w:lineRule="auto"/>
+              <w:spacing w:line="360" w:lineRule="auto"/>
             </w:pPr>
             <w:r>
               <w:rPr>
                 <w:rFonts w:ascii="Times New Roman" w:hAnsi="Times New Roman" w:cs="Times New Roman" w:eastAsia="Times New Roman"/>
                 <w:b/>
-                <w:sz w:val="24"/>
+                <w:sz w:val="26"/>
               </w:rPr>
               <w:t>Date</w:t>
             </w:r>
@@ -203,20 +251,25 @@
           </w:tcPr>
           <w:p>
             <w:pPr>
-              <w:spacing w:line="276" w:lineRule="auto"/>
+              <w:spacing w:line="360" w:lineRule="auto"/>
             </w:pPr>
             <w:r>
               <w:rPr>
                 <w:rFonts w:ascii="Times New Roman" w:hAnsi="Times New Roman" w:cs="Times New Roman" w:eastAsia="Times New Roman"/>
                 <w:b w:val="0"/>
-                <w:sz w:val="24"/>
+                <w:sz w:val="26"/>
               </w:rPr>
+              <w:t>October 11, 2026</w:t>
             </w:r>
           </w:p>
         </w:tc>
       </w:tr>
     </w:tbl>
-    <w:p/>
+    <w:p>
+      <w:r>
+        <w:br w:type="page"/>
+      </w:r>
+    </w:p>
     <w:p>
       <w:pPr>
         <w:keepNext/>
@@ -1477,7 +1530,7 @@
         <w:drawing>
           <wp:inline xmlns:a="http://schemas.openxmlformats.org/drawingml/2006/main" xmlns:pic="http://schemas.openxmlformats.org/drawingml/2006/picture">
             <wp:extent cx="2700000" cy="2721543"/>
-            <wp:docPr id="1" name="Picture 1"/>
+            <wp:docPr id="2" name="Picture 2"/>
             <wp:cNvGraphicFramePr>
               <a:graphicFrameLocks noChangeAspect="1"/>
             </wp:cNvGraphicFramePr>
@@ -1489,7 +1542,7 @@
                     <pic:cNvPicPr/>
                   </pic:nvPicPr>
                   <pic:blipFill>
-                    <a:blip r:embed="rId10"/>
+                    <a:blip r:embed="rId11"/>
                     <a:stretch>
                       <a:fillRect/>
                     </a:stretch>
@@ -1644,7 +1697,7 @@
         <w:drawing>
           <wp:inline xmlns:a="http://schemas.openxmlformats.org/drawingml/2006/main" xmlns:pic="http://schemas.openxmlformats.org/drawingml/2006/picture">
             <wp:extent cx="5400000" cy="2896364"/>
-            <wp:docPr id="2" name="Picture 2"/>
+            <wp:docPr id="3" name="Picture 3"/>
             <wp:cNvGraphicFramePr>
               <a:graphicFrameLocks noChangeAspect="1"/>
             </wp:cNvGraphicFramePr>
@@ -1656,7 +1709,7 @@
                     <pic:cNvPicPr/>
                   </pic:nvPicPr>
                   <pic:blipFill>
-                    <a:blip r:embed="rId11"/>
+                    <a:blip r:embed="rId12"/>
                     <a:stretch>
                       <a:fillRect/>
                     </a:stretch>
@@ -10002,7 +10055,7 @@
         <w:drawing>
           <wp:inline xmlns:a="http://schemas.openxmlformats.org/drawingml/2006/main" xmlns:pic="http://schemas.openxmlformats.org/drawingml/2006/picture">
             <wp:extent cx="5580000" cy="2086435"/>
-            <wp:docPr id="3" name="Picture 3"/>
+            <wp:docPr id="4" name="Picture 4"/>
             <wp:cNvGraphicFramePr>
               <a:graphicFrameLocks noChangeAspect="1"/>
             </wp:cNvGraphicFramePr>
@@ -10014,7 +10067,7 @@
                     <pic:cNvPicPr/>
                   </pic:nvPicPr>
                   <pic:blipFill>
-                    <a:blip r:embed="rId12"/>
+                    <a:blip r:embed="rId13"/>
                     <a:stretch>
                       <a:fillRect/>
                     </a:stretch>
@@ -11365,7 +11418,7 @@
         <w:drawing>
           <wp:inline xmlns:a="http://schemas.openxmlformats.org/drawingml/2006/main" xmlns:pic="http://schemas.openxmlformats.org/drawingml/2006/picture">
             <wp:extent cx="2520000" cy="1939655"/>
-            <wp:docPr id="4" name="Picture 4"/>
+            <wp:docPr id="5" name="Picture 5"/>
             <wp:cNvGraphicFramePr>
               <a:graphicFrameLocks noChangeAspect="1"/>
             </wp:cNvGraphicFramePr>
@@ -11377,7 +11430,7 @@
                     <pic:cNvPicPr/>
                   </pic:nvPicPr>
                   <pic:blipFill>
-                    <a:blip r:embed="rId13"/>
+                    <a:blip r:embed="rId14"/>
                     <a:stretch>
                       <a:fillRect/>
                     </a:stretch>
@@ -12465,7 +12518,7 @@
         <w:drawing>
           <wp:inline xmlns:a="http://schemas.openxmlformats.org/drawingml/2006/main" xmlns:pic="http://schemas.openxmlformats.org/drawingml/2006/picture">
             <wp:extent cx="2700000" cy="2721543"/>
-            <wp:docPr id="5" name="Picture 5"/>
+            <wp:docPr id="6" name="Picture 6"/>
             <wp:cNvGraphicFramePr>
               <a:graphicFrameLocks noChangeAspect="1"/>
             </wp:cNvGraphicFramePr>
@@ -12477,7 +12530,7 @@
                     <pic:cNvPicPr/>
                   </pic:nvPicPr>
                   <pic:blipFill>
-                    <a:blip r:embed="rId14"/>
+                    <a:blip r:embed="rId15"/>
                     <a:stretch>
                       <a:fillRect/>
                     </a:stretch>
@@ -13283,7 +13336,7 @@
         <w:drawing>
           <wp:inline xmlns:a="http://schemas.openxmlformats.org/drawingml/2006/main" xmlns:pic="http://schemas.openxmlformats.org/drawingml/2006/picture">
             <wp:extent cx="5580000" cy="2037913"/>
-            <wp:docPr id="6" name="Picture 6"/>
+            <wp:docPr id="7" name="Picture 7"/>
             <wp:cNvGraphicFramePr>
               <a:graphicFrameLocks noChangeAspect="1"/>
             </wp:cNvGraphicFramePr>
@@ -13295,7 +13348,7 @@
                     <pic:cNvPicPr/>
                   </pic:nvPicPr>
                   <pic:blipFill>
-                    <a:blip r:embed="rId15"/>
+                    <a:blip r:embed="rId16"/>
                     <a:stretch>
                       <a:fillRect/>
                     </a:stretch>
